--- a/A3工具箱_开发手册.docx
+++ b/A3工具箱_开发手册.docx
@@ -118,6 +118,15 @@
           <w:szCs w:val="22"/>
         </w:rPr>
         <w:t>7. 常见问题</w:t>
+      </w:r>
+    </w:p>
+    <w:p>
+      <w:r>
+        <w:rPr>
+          <w:sz w:val="22"/>
+          <w:szCs w:val="22"/>
+        </w:rPr>
+        <w:t>8. TableCopyService 公共方法</w:t>
       </w:r>
     </w:p>
     <w:p>
@@ -2480,6 +2489,190 @@
       </w:pPr>
       <w:r>
         <w:t>可以。参考CrossDbCopyTableTool，它弹出一个完整的WinForms窗体进行交互。</w:t>
+      </w:r>
+    </w:p>
+    <w:p w14:paraId="8S001">
+      <w:pPr>
+        <w:pageBreakBefore/>
+      </w:pPr>
+    </w:p>
+    <w:p w14:paraId="8S002">
+      <w:pPr>
+        <w:pStyle w:val="2"/>
+      </w:pPr>
+      <w:r>
+        <w:rPr>
+          <w:color w:val="333333"/>
+          <w:sz w:val="20"/>
+          <w:szCs w:val="20"/>
+        </w:rPr>
+        <w:t>8. TableCopyService 公共方法</w:t>
+      </w:r>
+    </w:p>
+    <w:p w14:paraId="8S003">
+      <w:pPr>
+        <w:spacing w:after="120"/>
+      </w:pPr>
+      <w:r>
+        <w:rPr>
+          <w:color w:val="333333"/>
+          <w:sz w:val="20"/>
+          <w:szCs w:val="20"/>
+        </w:rPr>
+        <w:t>TableCopyService 属于 A3Tools.Common.Services 命名空间，提供跨库表数据复制的统一实现。所有跨库复制工具均调用此类，不再各自实现重复方法。</w:t>
+      </w:r>
+    </w:p>
+    <w:p w14:paraId="8S004">
+      <w:pPr>
+        <w:spacing w:after="60"/>
+      </w:pPr>
+      <w:r>
+        <w:rPr>
+          <w:rFonts w:ascii="Consolas" w:hAnsi="Consolas" w:eastAsia="Consolas"/>
+          <w:color w:val="666666"/>
+          <w:sz w:val="20"/>
+          <w:szCs w:val="20"/>
+        </w:rPr>
+        <w:t>// 命名空间</w:t>
+      </w:r>
+    </w:p>
+    <w:p w14:paraId="8S005">
+      <w:pPr>
+        <w:spacing w:after="200"/>
+      </w:pPr>
+      <w:r>
+        <w:rPr>
+          <w:rFonts w:ascii="Consolas" w:hAnsi="Consolas" w:eastAsia="Consolas"/>
+          <w:color w:val="333333"/>
+          <w:sz w:val="20"/>
+          <w:szCs w:val="20"/>
+        </w:rPr>
+        <w:t>using A3Tools.Services;</w:t>
+      </w:r>
+    </w:p>
+    <w:p w14:paraId="8S006">
+      <w:pPr>
+        <w:pStyle w:val="3"/>
+      </w:pPr>
+      <w:r>
+        <w:rPr>
+          <w:color w:val="333333"/>
+          <w:sz w:val="20"/>
+          <w:szCs w:val="20"/>
+        </w:rPr>
+        <w:t>8.1 CopyTableData - 按条件字段复制</w:t>
+      </w:r>
+    </w:p>
+    <w:p w14:paraId="8S007">
+      <w:pPr>
+        <w:spacing w:after="120"/>
+      </w:pPr>
+      <w:r>
+        <w:rPr>
+          <w:color w:val="333333"/>
+          <w:sz w:val="20"/>
+          <w:szCs w:val="20"/>
+        </w:rPr>
+        <w:t>根据单个条件字段和值，从源库复制整表数据到目标库。</w:t>
+      </w:r>
+    </w:p>
+    <w:p w14:paraId="8S008">
+      <w:pPr>
+        <w:spacing w:after="200"/>
+      </w:pPr>
+      <w:r>
+        <w:rPr>
+          <w:rFonts w:ascii="Consolas" w:hAnsi="Consolas" w:eastAsia="Consolas"/>
+          <w:color w:val="333333"/>
+          <w:sz w:val="20"/>
+          <w:szCs w:val="20"/>
+        </w:rPr>
+        <w:t>TableCopyService.CopyTableData(srcConn, tgtConn, "S_OBJECT", "GUID", objectGuid, deleteFirst, "[表]");</w:t>
+      </w:r>
+    </w:p>
+    <w:p w14:paraId="8S009">
+      <w:pPr>
+        <w:pStyle w:val="3"/>
+      </w:pPr>
+      <w:r>
+        <w:rPr>
+          <w:color w:val="333333"/>
+          <w:sz w:val="20"/>
+          <w:szCs w:val="20"/>
+        </w:rPr>
+        <w:t>8.2 CopyTableDataByParentGuid - 按父GUID批量复制子表</w:t>
+      </w:r>
+    </w:p>
+    <w:p w14:paraId="8S010">
+      <w:pPr>
+        <w:spacing w:after="120"/>
+      </w:pPr>
+      <w:r>
+        <w:rPr>
+          <w:color w:val="333333"/>
+          <w:sz w:val="20"/>
+          <w:szCs w:val="20"/>
+        </w:rPr>
+        <w:t>根据父表GUID字段，批量复制所有子表记录到目标库。适用于主-子表结构的整体复制（如 S_CONTROL 和 S_CONTROLDETAIL）。</w:t>
+      </w:r>
+    </w:p>
+    <w:p w14:paraId="8S011">
+      <w:pPr>
+        <w:spacing w:after="200"/>
+      </w:pPr>
+      <w:r>
+        <w:rPr>
+          <w:rFonts w:ascii="Consolas" w:hAnsi="Consolas" w:eastAsia="Consolas"/>
+          <w:color w:val="333333"/>
+          <w:sz w:val="20"/>
+          <w:szCs w:val="20"/>
+        </w:rPr>
+        <w:t>TableCopyService.CopyTableDataByParentGuid(srcConn, tgtConn, "S_CONTROL", "OBJECTGUID", objectGuid, deleteFirst, "[表单]");</w:t>
+      </w:r>
+    </w:p>
+    <w:p w14:paraId="8S012">
+      <w:pPr>
+        <w:pStyle w:val="3"/>
+      </w:pPr>
+      <w:r>
+        <w:rPr>
+          <w:color w:val="333333"/>
+          <w:sz w:val="20"/>
+          <w:szCs w:val="20"/>
+        </w:rPr>
+        <w:t>8.3 GetTableColumns - 获取表列名列表</w:t>
+      </w:r>
+    </w:p>
+    <w:p w14:paraId="8S013">
+      <w:pPr>
+        <w:spacing w:after="120"/>
+      </w:pPr>
+      <w:r>
+        <w:rPr>
+          <w:color w:val="333333"/>
+          <w:sz w:val="20"/>
+          <w:szCs w:val="20"/>
+        </w:rPr>
+        <w:t>查询目标数据库某表的列名列表（按 ORDINAL_POSITION 排序），用于构建 SELECT 和 SqlBulkCopy 列映射。</w:t>
+      </w:r>
+    </w:p>
+    <w:p w14:paraId="8S014">
+      <w:pPr>
+        <w:spacing w:after="200"/>
+      </w:pPr>
+      <w:r>
+        <w:rPr>
+          <w:rFonts w:ascii="Consolas" w:hAnsi="Consolas" w:eastAsia="Consolas"/>
+          <w:color w:val="333333"/>
+          <w:sz w:val="20"/>
+          <w:szCs w:val="20"/>
+        </w:rPr>
+        <w:t>var columns = TableCopyService.GetTableColumns(tgtConn, "S_OBJECT");</w:t>
+      </w:r>
+    </w:p>
+    <w:p>
+      <w:r>
+        <w:br w:type="page"/>
       </w:r>
     </w:p>
     <w:p>
@@ -2661,6 +2854,14 @@
     </w:lvlOverride>
   </w:num>
 </w:numbering>
+</file>
+
+<file path=word/people.xml><?xml version="1.0" encoding="utf-8"?>
+<w15:people xmlns:w15="http://schemas.microsoft.com/office/word/2012/wordml">
+  <w15:person w15:author="Claude">
+    <w15:presenceInfo w15:providerId="None" w15:userId="Claude"/>
+  </w15:person>
+</w15:people>
 </file>
 
 <file path=word/styles.xml><?xml version="1.0" encoding="utf-8"?>
